--- a/GESTION DE RIESGOS RELEVANTES.docx
+++ b/GESTION DE RIESGOS RELEVANTES.docx
@@ -31,7 +31,7 @@
           <w:color w:val="555555"/>
           <w:sz w:val="20"/>
         </w:rPr>
-        <w:t>Proyecto Taller</w:t>
+        <w:t>Proyecto</w:t>
       </w:r>
       <w:r>
         <w:rPr>
@@ -39,7 +39,7 @@
           <w:color w:val="555555"/>
           <w:sz w:val="20"/>
         </w:rPr>
-        <w:t>360</w:t>
+        <w:t xml:space="preserve"> MotorFlow</w:t>
       </w:r>
       <w:r>
         <w:rPr>
@@ -119,12 +119,6 @@
         <w:gridCol w:w="1200"/>
       </w:tblGrid>
       <w:tr>
-        <w:tblPrEx>
-          <w:tblCellMar>
-            <w:top w:w="0" w:type="dxa"/>
-            <w:bottom w:w="0" w:type="dxa"/>
-          </w:tblCellMar>
-        </w:tblPrEx>
         <w:trPr>
           <w:tblHeader/>
         </w:trPr>
@@ -255,12 +249,6 @@
         </w:tc>
       </w:tr>
       <w:tr>
-        <w:tblPrEx>
-          <w:tblCellMar>
-            <w:top w:w="0" w:type="dxa"/>
-            <w:bottom w:w="0" w:type="dxa"/>
-          </w:tblCellMar>
-        </w:tblPrEx>
         <w:tc>
           <w:tcPr>
             <w:tcW w:w="700" w:type="dxa"/>
@@ -385,12 +373,6 @@
         </w:tc>
       </w:tr>
       <w:tr>
-        <w:tblPrEx>
-          <w:tblCellMar>
-            <w:top w:w="0" w:type="dxa"/>
-            <w:bottom w:w="0" w:type="dxa"/>
-          </w:tblCellMar>
-        </w:tblPrEx>
         <w:tc>
           <w:tcPr>
             <w:tcW w:w="700" w:type="dxa"/>
@@ -515,12 +497,6 @@
         </w:tc>
       </w:tr>
       <w:tr>
-        <w:tblPrEx>
-          <w:tblCellMar>
-            <w:top w:w="0" w:type="dxa"/>
-            <w:bottom w:w="0" w:type="dxa"/>
-          </w:tblCellMar>
-        </w:tblPrEx>
         <w:tc>
           <w:tcPr>
             <w:tcW w:w="700" w:type="dxa"/>
@@ -566,33 +542,8 @@
                 <w:color w:val="000000"/>
                 <w:sz w:val="18"/>
               </w:rPr>
-              <w:t xml:space="preserve">Error en la conexión del </w:t>
-            </w:r>
-            <w:proofErr w:type="spellStart"/>
-            <w:r>
-              <w:rPr>
-                <w:color w:val="000000"/>
-                <w:sz w:val="18"/>
-              </w:rPr>
-              <w:t>backend</w:t>
-            </w:r>
-            <w:proofErr w:type="spellEnd"/>
-            <w:r>
-              <w:rPr>
-                <w:color w:val="000000"/>
-                <w:sz w:val="18"/>
-              </w:rPr>
-              <w:t xml:space="preserve"> y </w:t>
-            </w:r>
-            <w:proofErr w:type="spellStart"/>
-            <w:r>
-              <w:rPr>
-                <w:color w:val="000000"/>
-                <w:sz w:val="18"/>
-              </w:rPr>
-              <w:t>frontend</w:t>
-            </w:r>
-            <w:proofErr w:type="spellEnd"/>
+              <w:t>Error en la conexión del backend y frontend</w:t>
+            </w:r>
           </w:p>
         </w:tc>
         <w:tc>
@@ -670,12 +621,6 @@
         </w:tc>
       </w:tr>
       <w:tr>
-        <w:tblPrEx>
-          <w:tblCellMar>
-            <w:top w:w="0" w:type="dxa"/>
-            <w:bottom w:w="0" w:type="dxa"/>
-          </w:tblCellMar>
-        </w:tblPrEx>
         <w:tc>
           <w:tcPr>
             <w:tcW w:w="700" w:type="dxa"/>
@@ -800,12 +745,6 @@
         </w:tc>
       </w:tr>
       <w:tr>
-        <w:tblPrEx>
-          <w:tblCellMar>
-            <w:top w:w="0" w:type="dxa"/>
-            <w:bottom w:w="0" w:type="dxa"/>
-          </w:tblCellMar>
-        </w:tblPrEx>
         <w:tc>
           <w:tcPr>
             <w:tcW w:w="700" w:type="dxa"/>
@@ -930,12 +869,6 @@
         </w:tc>
       </w:tr>
       <w:tr>
-        <w:tblPrEx>
-          <w:tblCellMar>
-            <w:top w:w="0" w:type="dxa"/>
-            <w:bottom w:w="0" w:type="dxa"/>
-          </w:tblCellMar>
-        </w:tblPrEx>
         <w:tc>
           <w:tcPr>
             <w:tcW w:w="700" w:type="dxa"/>
@@ -1060,12 +993,6 @@
         </w:tc>
       </w:tr>
       <w:tr>
-        <w:tblPrEx>
-          <w:tblCellMar>
-            <w:top w:w="0" w:type="dxa"/>
-            <w:bottom w:w="0" w:type="dxa"/>
-          </w:tblCellMar>
-        </w:tblPrEx>
         <w:tc>
           <w:tcPr>
             <w:tcW w:w="700" w:type="dxa"/>
@@ -1190,12 +1117,6 @@
         </w:tc>
       </w:tr>
       <w:tr>
-        <w:tblPrEx>
-          <w:tblCellMar>
-            <w:top w:w="0" w:type="dxa"/>
-            <w:bottom w:w="0" w:type="dxa"/>
-          </w:tblCellMar>
-        </w:tblPrEx>
         <w:tc>
           <w:tcPr>
             <w:tcW w:w="700" w:type="dxa"/>
@@ -1320,12 +1241,6 @@
         </w:tc>
       </w:tr>
       <w:tr>
-        <w:tblPrEx>
-          <w:tblCellMar>
-            <w:top w:w="0" w:type="dxa"/>
-            <w:bottom w:w="0" w:type="dxa"/>
-          </w:tblCellMar>
-        </w:tblPrEx>
         <w:tc>
           <w:tcPr>
             <w:tcW w:w="700" w:type="dxa"/>
@@ -1450,12 +1365,6 @@
         </w:tc>
       </w:tr>
       <w:tr>
-        <w:tblPrEx>
-          <w:tblCellMar>
-            <w:top w:w="0" w:type="dxa"/>
-            <w:bottom w:w="0" w:type="dxa"/>
-          </w:tblCellMar>
-        </w:tblPrEx>
         <w:tc>
           <w:tcPr>
             <w:tcW w:w="700" w:type="dxa"/>
@@ -1580,12 +1489,6 @@
         </w:tc>
       </w:tr>
       <w:tr>
-        <w:tblPrEx>
-          <w:tblCellMar>
-            <w:top w:w="0" w:type="dxa"/>
-            <w:bottom w:w="0" w:type="dxa"/>
-          </w:tblCellMar>
-        </w:tblPrEx>
         <w:tc>
           <w:tcPr>
             <w:tcW w:w="700" w:type="dxa"/>
@@ -1710,12 +1613,6 @@
         </w:tc>
       </w:tr>
       <w:tr>
-        <w:tblPrEx>
-          <w:tblCellMar>
-            <w:top w:w="0" w:type="dxa"/>
-            <w:bottom w:w="0" w:type="dxa"/>
-          </w:tblCellMar>
-        </w:tblPrEx>
         <w:tc>
           <w:tcPr>
             <w:tcW w:w="700" w:type="dxa"/>
@@ -1761,23 +1658,7 @@
                 <w:color w:val="000000"/>
                 <w:sz w:val="18"/>
               </w:rPr>
-              <w:t xml:space="preserve">Deficiencias en rendimiento en tiempo real (lentitud </w:t>
-            </w:r>
-            <w:proofErr w:type="gramStart"/>
-            <w:r>
-              <w:rPr>
-                <w:color w:val="000000"/>
-                <w:sz w:val="18"/>
-              </w:rPr>
-              <w:t>app</w:t>
-            </w:r>
-            <w:proofErr w:type="gramEnd"/>
-            <w:r>
-              <w:rPr>
-                <w:color w:val="000000"/>
-                <w:sz w:val="18"/>
-              </w:rPr>
-              <w:t>)</w:t>
+              <w:t>Deficiencias en rendimiento en tiempo real (lentitud app)</w:t>
             </w:r>
           </w:p>
         </w:tc>
@@ -1856,12 +1737,6 @@
         </w:tc>
       </w:tr>
       <w:tr>
-        <w:tblPrEx>
-          <w:tblCellMar>
-            <w:top w:w="0" w:type="dxa"/>
-            <w:bottom w:w="0" w:type="dxa"/>
-          </w:tblCellMar>
-        </w:tblPrEx>
         <w:tc>
           <w:tcPr>
             <w:tcW w:w="700" w:type="dxa"/>
@@ -2079,15 +1954,7 @@
         <w:t xml:space="preserve">Reducción: </w:t>
       </w:r>
       <w:r>
-        <w:t xml:space="preserve">Code </w:t>
-      </w:r>
-      <w:proofErr w:type="spellStart"/>
-      <w:r>
-        <w:t>reviews</w:t>
-      </w:r>
-      <w:proofErr w:type="spellEnd"/>
-      <w:r>
-        <w:t xml:space="preserve"> obligatorias; prohibido subir código generado que el autor no pueda explicar con detall</w:t>
+        <w:t>Code reviews obligatorias; prohibido subir código generado que el autor no pueda explicar con detall</w:t>
       </w:r>
       <w:r>
         <w:t>e</w:t>
@@ -2109,23 +1976,7 @@
         <w:t xml:space="preserve">Supervisión: </w:t>
       </w:r>
       <w:r>
-        <w:t xml:space="preserve">Auditoría aleatoria de comprensión del código durante las reuniones de sprint; detección precoz de </w:t>
-      </w:r>
-      <w:proofErr w:type="spellStart"/>
-      <w:r>
-        <w:t>commits</w:t>
-      </w:r>
-      <w:proofErr w:type="spellEnd"/>
-      <w:r>
-        <w:t xml:space="preserve"> o </w:t>
-      </w:r>
-      <w:proofErr w:type="spellStart"/>
-      <w:r>
-        <w:t>PRs</w:t>
-      </w:r>
-      <w:proofErr w:type="spellEnd"/>
-      <w:r>
-        <w:t xml:space="preserve"> </w:t>
+        <w:t xml:space="preserve">Auditoría aleatoria de comprensión del código durante las reuniones de sprint; detección precoz de commits o PRs </w:t>
       </w:r>
       <w:r>
         <w:t>muy grandes que el autor no sepa explicar.</w:t>
@@ -2174,15 +2025,7 @@
         <w:t xml:space="preserve">Reducción: </w:t>
       </w:r>
       <w:r>
-        <w:t xml:space="preserve">Uso de un único canal central de mensajería para el equipo y actualización diaria obligatoria del tablero de tareas en GitHub </w:t>
-      </w:r>
-      <w:proofErr w:type="spellStart"/>
-      <w:r>
-        <w:t>Projects</w:t>
-      </w:r>
-      <w:proofErr w:type="spellEnd"/>
-      <w:r>
-        <w:t>.</w:t>
+        <w:t>Uso de un único canal central de mensajería para el equipo y actualización diaria obligatoria del tablero de tareas en GitHub Projects.</w:t>
       </w:r>
     </w:p>
     <w:p>
@@ -2231,43 +2074,255 @@
           <w:color w:val="E85D04"/>
           <w:sz w:val="22"/>
         </w:rPr>
-        <w:t xml:space="preserve">Riesgo 6: Error en la conexión del </w:t>
-      </w:r>
-      <w:proofErr w:type="spellStart"/>
+        <w:t xml:space="preserve">Riesgo 6: Error en la conexión del backend y frontend </w:t>
+      </w:r>
+    </w:p>
+    <w:p>
+      <w:pPr>
+        <w:spacing w:after="20"/>
+        <w:ind w:left="360"/>
+      </w:pPr>
+      <w:r>
+        <w:rPr>
+          <w:b/>
+          <w:color w:val="0F766E"/>
+        </w:rPr>
+        <w:t xml:space="preserve">Reducción: </w:t>
+      </w:r>
+      <w:r>
+        <w:t>Pactar y documentar los contratos de la API REST (endpoints, estructura de DTOs JSON y códigos HTTP) antes de programar las interfaces.</w:t>
+      </w:r>
+    </w:p>
+    <w:p>
+      <w:pPr>
+        <w:spacing w:after="20"/>
+        <w:ind w:left="360"/>
+      </w:pPr>
+      <w:r>
+        <w:rPr>
+          <w:b/>
+          <w:color w:val="D97706"/>
+        </w:rPr>
+        <w:t xml:space="preserve">Supervisión: </w:t>
+      </w:r>
+      <w:r>
+        <w:t>Pruebas de integración tempranas con Postman/consola y monitorización de logs en Spring Boot ante errores 400 o 500.</w:t>
+      </w:r>
+    </w:p>
+    <w:p>
+      <w:pPr>
+        <w:spacing w:after="40"/>
+        <w:ind w:left="360"/>
+      </w:pPr>
+      <w:r>
+        <w:rPr>
+          <w:b/>
+          <w:color w:val="DC2626"/>
+        </w:rPr>
+        <w:t xml:space="preserve">Gestión: </w:t>
+      </w:r>
+      <w:r>
+        <w:t>Sesión conjunta inmediata entre el desarrollador del endpoint y el de frontend para alinear nombres de atributos y esquemas JSON.</w:t>
+      </w:r>
+    </w:p>
+    <w:p>
+      <w:pPr>
+        <w:spacing w:before="120" w:after="20"/>
+        <w:ind w:left="360"/>
+      </w:pPr>
       <w:r>
         <w:rPr>
           <w:b/>
           <w:color w:val="E85D04"/>
           <w:sz w:val="22"/>
         </w:rPr>
-        <w:t>backend</w:t>
-      </w:r>
-      <w:proofErr w:type="spellEnd"/>
+        <w:t xml:space="preserve">Riesgo 16: Que se nos olvide el ordenador para trabajar en clase </w:t>
+      </w:r>
+    </w:p>
+    <w:p>
+      <w:pPr>
+        <w:spacing w:after="20"/>
+        <w:ind w:left="360"/>
+      </w:pPr>
+      <w:r>
+        <w:rPr>
+          <w:b/>
+          <w:color w:val="0F766E"/>
+        </w:rPr>
+        <w:t xml:space="preserve">Reducción: </w:t>
+      </w:r>
+      <w:r>
+        <w:t>Lista de comprobación la noche previa a las clases de laboratorio y recordatorio automático en el canal de mensajería del equipo.</w:t>
+      </w:r>
+    </w:p>
+    <w:p>
+      <w:pPr>
+        <w:spacing w:after="20"/>
+        <w:ind w:left="360"/>
+      </w:pPr>
+      <w:r>
+        <w:rPr>
+          <w:b/>
+          <w:color w:val="D97706"/>
+        </w:rPr>
+        <w:t xml:space="preserve">Supervisión: </w:t>
+      </w:r>
+      <w:r>
+        <w:t>Verificación de posesión de equipo portátil por todos los integrantes al inicio de cada sesión presencial en la universidad.</w:t>
+      </w:r>
+    </w:p>
+    <w:p>
+      <w:pPr>
+        <w:spacing w:after="40"/>
+        <w:ind w:left="360"/>
+      </w:pPr>
+      <w:r>
+        <w:rPr>
+          <w:b/>
+          <w:color w:val="DC2626"/>
+        </w:rPr>
+        <w:t xml:space="preserve">Gestión: </w:t>
+      </w:r>
+      <w:r>
+        <w:t>Al no haber ordenadores fijos en el aula, el miembro sin portátil trabajará en pair programming con un compañero (rol copiloto/revisor).</w:t>
+      </w:r>
+    </w:p>
+    <w:p>
+      <w:pPr>
+        <w:spacing w:before="120" w:after="20"/>
+        <w:ind w:left="360"/>
+      </w:pPr>
       <w:r>
         <w:rPr>
           <w:b/>
           <w:color w:val="E85D04"/>
           <w:sz w:val="22"/>
         </w:rPr>
-        <w:t xml:space="preserve"> y </w:t>
-      </w:r>
-      <w:proofErr w:type="spellStart"/>
+        <w:t xml:space="preserve">Riesgo 23: Desconocimiento (tecnologías, Scrum, gestión de proyecto) </w:t>
+      </w:r>
+    </w:p>
+    <w:p>
+      <w:pPr>
+        <w:spacing w:after="20"/>
+        <w:ind w:left="360"/>
+      </w:pPr>
+      <w:r>
+        <w:rPr>
+          <w:b/>
+          <w:color w:val="0F766E"/>
+        </w:rPr>
+        <w:t xml:space="preserve">Reducción: </w:t>
+      </w:r>
+      <w:r>
+        <w:t>Estudiar los métodos y herramientas que vamos a utilizar antes de ponerlos a funcionar.</w:t>
+      </w:r>
+    </w:p>
+    <w:p>
+      <w:pPr>
+        <w:spacing w:after="20"/>
+        <w:ind w:left="360"/>
+      </w:pPr>
+      <w:r>
+        <w:rPr>
+          <w:b/>
+          <w:color w:val="D97706"/>
+        </w:rPr>
+        <w:t xml:space="preserve">Supervisión: </w:t>
+      </w:r>
+      <w:r>
+        <w:t>Identificación de dudas o bloqueos reiterados sobre una misma tarea durante la Daily/reunión semanal de seguimiento de Scrum.</w:t>
+      </w:r>
+    </w:p>
+    <w:p>
+      <w:pPr>
+        <w:spacing w:after="40"/>
+        <w:ind w:left="360"/>
+      </w:pPr>
+      <w:r>
+        <w:rPr>
+          <w:b/>
+          <w:color w:val="DC2626"/>
+        </w:rPr>
+        <w:t xml:space="preserve">Gestión: </w:t>
+      </w:r>
+      <w:r>
+        <w:t>Tutoría directa de un compañero con mayor soltura en el área afectada o simplificación/desglose del componente técnico asignado.</w:t>
+      </w:r>
+    </w:p>
+    <w:p>
+      <w:pPr>
+        <w:spacing w:before="120" w:after="20"/>
+        <w:ind w:left="360"/>
+      </w:pPr>
       <w:r>
         <w:rPr>
           <w:b/>
           <w:color w:val="E85D04"/>
           <w:sz w:val="22"/>
         </w:rPr>
-        <w:t>frontend</w:t>
-      </w:r>
-      <w:proofErr w:type="spellEnd"/>
+        <w:t xml:space="preserve">Riesgo 1: Insuficiente espacio en la RAM (base de datos H2) </w:t>
+      </w:r>
+    </w:p>
+    <w:p>
+      <w:pPr>
+        <w:spacing w:after="20"/>
+        <w:ind w:left="360"/>
+      </w:pPr>
+      <w:r>
+        <w:rPr>
+          <w:b/>
+          <w:color w:val="0F766E"/>
+        </w:rPr>
+        <w:t xml:space="preserve">Reducción: </w:t>
+      </w:r>
+      <w:r>
+        <w:t>Limitar el script de datos de prueba (DatosPrueba.java) a un dataset mínimo y cerrar procesos pesados en local al desarrollar.</w:t>
+      </w:r>
+    </w:p>
+    <w:p>
+      <w:pPr>
+        <w:spacing w:after="20"/>
+        <w:ind w:left="360"/>
+      </w:pPr>
+      <w:r>
+        <w:rPr>
+          <w:b/>
+          <w:color w:val="D97706"/>
+        </w:rPr>
+        <w:t xml:space="preserve">Supervisión: </w:t>
+      </w:r>
+      <w:r>
+        <w:t>Revisión periódica del consumo de memoria del proceso de Spring Boot en el Administrador de Tareas al arrancar la aplicación.</w:t>
+      </w:r>
+    </w:p>
+    <w:p>
+      <w:pPr>
+        <w:spacing w:after="40"/>
+        <w:ind w:left="360"/>
+      </w:pPr>
+      <w:r>
+        <w:rPr>
+          <w:b/>
+          <w:color w:val="DC2626"/>
+        </w:rPr>
+        <w:t xml:space="preserve">Gestión: </w:t>
+      </w:r>
+      <w:r>
+        <w:t>Reducir el volumen de datos semilla en H2, reiniciar el servidor local para liberar memoria o acelerar la migración a MySQL online.</w:t>
+      </w:r>
+    </w:p>
+    <w:p>
+      <w:pPr>
+        <w:spacing w:before="120" w:after="20"/>
+        <w:ind w:left="360"/>
+      </w:pPr>
       <w:r>
         <w:rPr>
           <w:b/>
           <w:color w:val="E85D04"/>
           <w:sz w:val="22"/>
         </w:rPr>
-        <w:t xml:space="preserve"> </w:t>
+        <w:t xml:space="preserve">Riesgo 4: Problemas con la migración de base de datos </w:t>
       </w:r>
     </w:p>
     <w:p>
@@ -2283,23 +2338,7 @@
         <w:t xml:space="preserve">Reducción: </w:t>
       </w:r>
       <w:r>
-        <w:t>Pactar y documentar los contratos de la API REST (</w:t>
-      </w:r>
-      <w:proofErr w:type="spellStart"/>
-      <w:r>
-        <w:t>endpoints</w:t>
-      </w:r>
-      <w:proofErr w:type="spellEnd"/>
-      <w:r>
-        <w:t xml:space="preserve">, estructura de </w:t>
-      </w:r>
-      <w:proofErr w:type="spellStart"/>
-      <w:r>
-        <w:t>DTOs</w:t>
-      </w:r>
-      <w:proofErr w:type="spellEnd"/>
-      <w:r>
-        <w:t xml:space="preserve"> JSON y códigos HTTP) antes de programar las interfaces.</w:t>
+        <w:t>Apegarse estrictamente al estándar JPA/Hibernate sin funciones específicas de H2 y mantener configurada la alternativa MySQL en pom.xml.</w:t>
       </w:r>
     </w:p>
     <w:p>
@@ -2315,7 +2354,7 @@
         <w:t xml:space="preserve">Supervisión: </w:t>
       </w:r>
       <w:r>
-        <w:t>Pruebas de integración tempranas con Postman/consola y monitorización de logs en Spring Boot ante errores 400 o 500.</w:t>
+        <w:t>Prueba temprana de conexión y mapeo sobre un servidor MySQL real en una rama experimental previa a la entrega definitiva.</w:t>
       </w:r>
     </w:p>
     <w:p>
@@ -2331,23 +2370,7 @@
         <w:t xml:space="preserve">Gestión: </w:t>
       </w:r>
       <w:r>
-        <w:t xml:space="preserve">Sesión conjunta inmediata entre el desarrollador del </w:t>
-      </w:r>
-      <w:proofErr w:type="spellStart"/>
-      <w:r>
-        <w:t>endpoint</w:t>
-      </w:r>
-      <w:proofErr w:type="spellEnd"/>
-      <w:r>
-        <w:t xml:space="preserve"> y el de </w:t>
-      </w:r>
-      <w:proofErr w:type="spellStart"/>
-      <w:r>
-        <w:t>frontend</w:t>
-      </w:r>
-      <w:proofErr w:type="spellEnd"/>
-      <w:r>
-        <w:t xml:space="preserve"> para alinear nombres de atributos y esquemas JSON.</w:t>
+        <w:t>Si MySQL falla en vísperas de entrega, mantener H2 en memoria con create-drop para asegurar la demostración funcional en la evaluación.</w:t>
       </w:r>
     </w:p>
     <w:p>
@@ -2361,7 +2384,8 @@
           <w:color w:val="E85D04"/>
           <w:sz w:val="22"/>
         </w:rPr>
-        <w:t xml:space="preserve">Riesgo 16: Que se nos olvide el ordenador para trabajar en clase </w:t>
+        <w:lastRenderedPageBreak/>
+        <w:t xml:space="preserve">Riesgo 14: Fundirnos el presupuesto de IT al principio (tokens IA) </w:t>
       </w:r>
     </w:p>
     <w:p>
@@ -2377,7 +2401,7 @@
         <w:t xml:space="preserve">Reducción: </w:t>
       </w:r>
       <w:r>
-        <w:t>Lista de comprobación la noche previa a las clases de laboratorio y recordatorio automático en el canal de mensajería del equipo.</w:t>
+        <w:t>Reservar modelos avanzados solo para arquitectura/diseño; usar prompts breves, claros y con contexto estrictamente acotado.</w:t>
       </w:r>
     </w:p>
     <w:p>
@@ -2393,7 +2417,7 @@
         <w:t xml:space="preserve">Supervisión: </w:t>
       </w:r>
       <w:r>
-        <w:t>Verificación de posesión de equipo portátil por todos los integrantes al inicio de cada sesión presencial en la universidad.</w:t>
+        <w:t>Control semanal del saldo y consumo de tokens en los paneles de las herramientas de IA empleadas por el equipo.</w:t>
       </w:r>
     </w:p>
     <w:p>
@@ -2409,23 +2433,7 @@
         <w:t xml:space="preserve">Gestión: </w:t>
       </w:r>
       <w:r>
-        <w:t xml:space="preserve">Al no haber ordenadores fijos en el aula, el miembro sin portátil trabajará en </w:t>
-      </w:r>
-      <w:proofErr w:type="spellStart"/>
-      <w:r>
-        <w:t>pair</w:t>
-      </w:r>
-      <w:proofErr w:type="spellEnd"/>
-      <w:r>
-        <w:t xml:space="preserve"> </w:t>
-      </w:r>
-      <w:proofErr w:type="spellStart"/>
-      <w:r>
-        <w:t>programming</w:t>
-      </w:r>
-      <w:proofErr w:type="spellEnd"/>
-      <w:r>
-        <w:t xml:space="preserve"> con un compañero (rol copiloto/revisor).</w:t>
+        <w:t>Rotación de uso hacia las cuentas de otros integrantes del equipo, uso de herramientas gratuitas o codificación manual directa.</w:t>
       </w:r>
     </w:p>
     <w:p>
@@ -2439,7 +2447,7 @@
           <w:color w:val="E85D04"/>
           <w:sz w:val="22"/>
         </w:rPr>
-        <w:t xml:space="preserve">Riesgo 23: Desconocimiento (tecnologías, Scrum, gestión de proyecto) </w:t>
+        <w:t xml:space="preserve">Riesgo 17: Problemas en el código de otros compañeros </w:t>
       </w:r>
     </w:p>
     <w:p>
@@ -2455,7 +2463,7 @@
         <w:t xml:space="preserve">Reducción: </w:t>
       </w:r>
       <w:r>
-        <w:t>Estudiar los métodos y herramientas que vamos a utilizar antes de ponerlos a funcionar.</w:t>
+        <w:t>Trabajar obligatoriamente en ramas independientes (feature/...) y prohibir terminantemente commits directos a la rama main.</w:t>
       </w:r>
     </w:p>
     <w:p>
@@ -2471,7 +2479,7 @@
         <w:t xml:space="preserve">Supervisión: </w:t>
       </w:r>
       <w:r>
-        <w:t>Identificación de dudas o bloqueos reiterados sobre una misma tarea durante la Daily/reunión semanal de seguimiento de Scrum.</w:t>
+        <w:t>Hacer git pull diario de main y compilar localmente para asegurar que no se introducen regresiones antes de subir cambios.</w:t>
       </w:r>
     </w:p>
     <w:p>
@@ -2487,7 +2495,7 @@
         <w:t xml:space="preserve">Gestión: </w:t>
       </w:r>
       <w:r>
-        <w:t>Tutoría directa de un compañero con mayor soltura en el área afectada o simplificación/desglose del componente técnico asignado.</w:t>
+        <w:t>Revertir temporalmente el commit conflictivo (git revert) y convocar al autor para corregir el fallo en conjunto.</w:t>
       </w:r>
     </w:p>
     <w:p>
@@ -2501,7 +2509,7 @@
           <w:color w:val="E85D04"/>
           <w:sz w:val="22"/>
         </w:rPr>
-        <w:t xml:space="preserve">Riesgo 1: Insuficiente espacio en la RAM (base de datos H2) </w:t>
+        <w:t xml:space="preserve">Riesgo 27: Fallos en el código de la IA </w:t>
       </w:r>
     </w:p>
     <w:p>
@@ -2517,15 +2525,7 @@
         <w:t xml:space="preserve">Reducción: </w:t>
       </w:r>
       <w:r>
-        <w:t xml:space="preserve">Limitar el script de datos de prueba (DatosPrueba.java) a un </w:t>
-      </w:r>
-      <w:proofErr w:type="spellStart"/>
-      <w:r>
-        <w:t>dataset</w:t>
-      </w:r>
-      <w:proofErr w:type="spellEnd"/>
-      <w:r>
-        <w:t xml:space="preserve"> mínimo y cerrar procesos pesados en local al desarrollar.</w:t>
+        <w:t>Compilación local y verificación manual en el navegador antes de dar por válido cualquier fragmento generado por IA.</w:t>
       </w:r>
     </w:p>
     <w:p>
@@ -2541,7 +2541,7 @@
         <w:t xml:space="preserve">Supervisión: </w:t>
       </w:r>
       <w:r>
-        <w:t>Revisión periódica del consumo de memoria del proceso de Spring Boot en el Administrador de Tareas al arrancar la aplicación.</w:t>
+        <w:t>Revisión de pull requests con foco en llamadas a métodos inexistentes, dependencias obsoletas o sintaxis desfasada.</w:t>
       </w:r>
     </w:p>
     <w:p>
@@ -2557,7 +2557,7 @@
         <w:t xml:space="preserve">Gestión: </w:t>
       </w:r>
       <w:r>
-        <w:t>Reducir el volumen de datos semilla en H2, reiniciar el servidor local para liberar memoria o acelerar la migración a MySQL online.</w:t>
+        <w:t>Descarte inmediato del código defectuoso, rollback al último commit funcional y depuración manual por el equipo.</w:t>
       </w:r>
     </w:p>
     <w:p>
@@ -2571,7 +2571,7 @@
           <w:color w:val="E85D04"/>
           <w:sz w:val="22"/>
         </w:rPr>
-        <w:t xml:space="preserve">Riesgo 4: Problemas con la migración de base de datos </w:t>
+        <w:t xml:space="preserve">Riesgo 32: No ser capaces de aprovechar el potencial de las tecnologías </w:t>
       </w:r>
     </w:p>
     <w:p>
@@ -2587,15 +2587,7 @@
         <w:t xml:space="preserve">Reducción: </w:t>
       </w:r>
       <w:r>
-        <w:t>Apegarse estrictamente al estándar JPA/</w:t>
-      </w:r>
-      <w:proofErr w:type="spellStart"/>
-      <w:r>
-        <w:t>Hibernate</w:t>
-      </w:r>
-      <w:proofErr w:type="spellEnd"/>
-      <w:r>
-        <w:t xml:space="preserve"> sin funciones específicas de H2 y mantener configurada la alternativa MySQL en pom.xml.</w:t>
+        <w:t>Consultar la documentación oficial de Spring Data JPA y JavaScript antes de implementar soluciones caseras complejas.</w:t>
       </w:r>
     </w:p>
     <w:p>
@@ -2611,7 +2603,7 @@
         <w:t xml:space="preserve">Supervisión: </w:t>
       </w:r>
       <w:r>
-        <w:t>Prueba temprana de conexión y mapeo sobre un servidor MySQL real en una rama experimental previa a la entrega definitiva.</w:t>
+        <w:t>Revisión de código en sprint reviews para detectar algoritmos repetitivos que el framework resuelva de forma nativa.</w:t>
       </w:r>
     </w:p>
     <w:p>
@@ -2627,15 +2619,7 @@
         <w:t xml:space="preserve">Gestión: </w:t>
       </w:r>
       <w:r>
-        <w:t xml:space="preserve">Si MySQL falla en vísperas de entrega, mantener H2 en memoria con </w:t>
-      </w:r>
-      <w:proofErr w:type="spellStart"/>
-      <w:r>
-        <w:t>create-drop</w:t>
-      </w:r>
-      <w:proofErr w:type="spellEnd"/>
-      <w:r>
-        <w:t xml:space="preserve"> para asegurar la demostración funcional en la evaluación.</w:t>
+        <w:t>Refactorización rápida sustituyendo código redundante por abstracciones estándar de Spring Boot o funciones nativas JS.</w:t>
       </w:r>
     </w:p>
     <w:p>
@@ -2649,8 +2633,7 @@
           <w:color w:val="E85D04"/>
           <w:sz w:val="22"/>
         </w:rPr>
-        <w:lastRenderedPageBreak/>
-        <w:t xml:space="preserve">Riesgo 14: Fundirnos el presupuesto de IT al principio (tokens IA) </w:t>
+        <w:t xml:space="preserve">Riesgo 31: Deficiencias en rendimiento en tiempo real (lentitud app) </w:t>
       </w:r>
     </w:p>
     <w:p>
@@ -2666,15 +2649,7 @@
         <w:t xml:space="preserve">Reducción: </w:t>
       </w:r>
       <w:r>
-        <w:t xml:space="preserve">Reservar modelos avanzados solo para arquitectura/diseño; usar </w:t>
-      </w:r>
-      <w:proofErr w:type="spellStart"/>
-      <w:r>
-        <w:t>prompts</w:t>
-      </w:r>
-      <w:proofErr w:type="spellEnd"/>
-      <w:r>
-        <w:t xml:space="preserve"> breves, claros y con contexto estrictamente acotado.</w:t>
+        <w:t>Diseñar consultas JPA directas sin problema N+1, emplear DTOs planos y mantener el frontend en vanilla JS sin dependencias pesadas.</w:t>
       </w:r>
     </w:p>
     <w:p>
@@ -2690,7 +2665,7 @@
         <w:t xml:space="preserve">Supervisión: </w:t>
       </w:r>
       <w:r>
-        <w:t>Control semanal del saldo y consumo de tokens en los paneles de las herramientas de IA empleadas por el equipo.</w:t>
+        <w:t>Inspeccionar los tiempos de respuesta en la pestaña Network del navegador comprobando latencias inferiores a 300 ms.</w:t>
       </w:r>
     </w:p>
     <w:p>
@@ -2706,7 +2681,7 @@
         <w:t xml:space="preserve">Gestión: </w:t>
       </w:r>
       <w:r>
-        <w:t>Rotación de uso hacia las cuentas de otros integrantes del equipo, uso de herramientas gratuitas o codificación manual directa.</w:t>
+        <w:t>Analizar consultas lentas mediante logs SQL (show-sql=true), añadir índices a columnas clave o implementar paginación.</w:t>
       </w:r>
     </w:p>
     <w:p>
@@ -2720,7 +2695,7 @@
           <w:color w:val="E85D04"/>
           <w:sz w:val="22"/>
         </w:rPr>
-        <w:t xml:space="preserve">Riesgo 17: Problemas en el código de otros compañeros </w:t>
+        <w:t xml:space="preserve">Riesgo 33: No llegar a la fecha final </w:t>
       </w:r>
     </w:p>
     <w:p>
@@ -2736,31 +2711,7 @@
         <w:t xml:space="preserve">Reducción: </w:t>
       </w:r>
       <w:r>
-        <w:t>Trabajar obligatoriamente en ramas independientes (</w:t>
-      </w:r>
-      <w:proofErr w:type="spellStart"/>
-      <w:r>
-        <w:t>feature</w:t>
-      </w:r>
-      <w:proofErr w:type="spellEnd"/>
-      <w:r>
-        <w:t xml:space="preserve">/...) y prohibir terminantemente </w:t>
-      </w:r>
-      <w:proofErr w:type="spellStart"/>
-      <w:r>
-        <w:t>commits</w:t>
-      </w:r>
-      <w:proofErr w:type="spellEnd"/>
-      <w:r>
-        <w:t xml:space="preserve"> directos a la rama </w:t>
-      </w:r>
-      <w:proofErr w:type="spellStart"/>
-      <w:r>
-        <w:t>main</w:t>
-      </w:r>
-      <w:proofErr w:type="spellEnd"/>
-      <w:r>
-        <w:t>.</w:t>
+        <w:t>Sprints cortos en Scrum, priorización estricta del MVP y aplicación de fregado de requisitos ante falta de tiempo.</w:t>
       </w:r>
     </w:p>
     <w:p>
@@ -2776,422 +2727,7 @@
         <w:t xml:space="preserve">Supervisión: </w:t>
       </w:r>
       <w:r>
-        <w:t xml:space="preserve">Hacer </w:t>
-      </w:r>
-      <w:proofErr w:type="spellStart"/>
-      <w:r>
-        <w:t>git</w:t>
-      </w:r>
-      <w:proofErr w:type="spellEnd"/>
-      <w:r>
-        <w:t xml:space="preserve"> </w:t>
-      </w:r>
-      <w:proofErr w:type="spellStart"/>
-      <w:r>
-        <w:t>pull</w:t>
-      </w:r>
-      <w:proofErr w:type="spellEnd"/>
-      <w:r>
-        <w:t xml:space="preserve"> diario de </w:t>
-      </w:r>
-      <w:proofErr w:type="spellStart"/>
-      <w:r>
-        <w:t>main</w:t>
-      </w:r>
-      <w:proofErr w:type="spellEnd"/>
-      <w:r>
-        <w:t xml:space="preserve"> y compilar localmente para asegurar que no se introducen regresiones antes de subir cambios.</w:t>
-      </w:r>
-    </w:p>
-    <w:p>
-      <w:pPr>
-        <w:spacing w:after="40"/>
-        <w:ind w:left="360"/>
-      </w:pPr>
-      <w:r>
-        <w:rPr>
-          <w:b/>
-          <w:color w:val="DC2626"/>
-        </w:rPr>
-        <w:t xml:space="preserve">Gestión: </w:t>
-      </w:r>
-      <w:r>
-        <w:t xml:space="preserve">Revertir temporalmente el </w:t>
-      </w:r>
-      <w:proofErr w:type="spellStart"/>
-      <w:r>
-        <w:t>commit</w:t>
-      </w:r>
-      <w:proofErr w:type="spellEnd"/>
-      <w:r>
-        <w:t xml:space="preserve"> conflictivo (</w:t>
-      </w:r>
-      <w:proofErr w:type="spellStart"/>
-      <w:r>
-        <w:t>git</w:t>
-      </w:r>
-      <w:proofErr w:type="spellEnd"/>
-      <w:r>
-        <w:t xml:space="preserve"> </w:t>
-      </w:r>
-      <w:proofErr w:type="spellStart"/>
-      <w:r>
-        <w:t>revert</w:t>
-      </w:r>
-      <w:proofErr w:type="spellEnd"/>
-      <w:r>
-        <w:t>) y convocar al autor para corregir el fallo en conjunto.</w:t>
-      </w:r>
-    </w:p>
-    <w:p>
-      <w:pPr>
-        <w:spacing w:before="120" w:after="20"/>
-        <w:ind w:left="360"/>
-      </w:pPr>
-      <w:r>
-        <w:rPr>
-          <w:b/>
-          <w:color w:val="E85D04"/>
-          <w:sz w:val="22"/>
-        </w:rPr>
-        <w:t xml:space="preserve">Riesgo 27: Fallos en el código de la IA </w:t>
-      </w:r>
-    </w:p>
-    <w:p>
-      <w:pPr>
-        <w:spacing w:after="20"/>
-        <w:ind w:left="360"/>
-      </w:pPr>
-      <w:r>
-        <w:rPr>
-          <w:b/>
-          <w:color w:val="0F766E"/>
-        </w:rPr>
-        <w:t xml:space="preserve">Reducción: </w:t>
-      </w:r>
-      <w:r>
-        <w:t>Compilación local y verificación manual en el navegador antes de dar por válido cualquier fragmento generado por IA.</w:t>
-      </w:r>
-    </w:p>
-    <w:p>
-      <w:pPr>
-        <w:spacing w:after="20"/>
-        <w:ind w:left="360"/>
-      </w:pPr>
-      <w:r>
-        <w:rPr>
-          <w:b/>
-          <w:color w:val="D97706"/>
-        </w:rPr>
-        <w:t xml:space="preserve">Supervisión: </w:t>
-      </w:r>
-      <w:r>
-        <w:t xml:space="preserve">Revisión de </w:t>
-      </w:r>
-      <w:proofErr w:type="spellStart"/>
-      <w:r>
-        <w:t>pull</w:t>
-      </w:r>
-      <w:proofErr w:type="spellEnd"/>
-      <w:r>
-        <w:t xml:space="preserve"> </w:t>
-      </w:r>
-      <w:proofErr w:type="spellStart"/>
-      <w:r>
-        <w:t>requests</w:t>
-      </w:r>
-      <w:proofErr w:type="spellEnd"/>
-      <w:r>
-        <w:t xml:space="preserve"> con foco en llamadas a métodos inexistentes, dependencias obsoletas o sintaxis desfasada.</w:t>
-      </w:r>
-    </w:p>
-    <w:p>
-      <w:pPr>
-        <w:spacing w:after="40"/>
-        <w:ind w:left="360"/>
-      </w:pPr>
-      <w:r>
-        <w:rPr>
-          <w:b/>
-          <w:color w:val="DC2626"/>
-        </w:rPr>
-        <w:t xml:space="preserve">Gestión: </w:t>
-      </w:r>
-      <w:r>
-        <w:t xml:space="preserve">Descarte inmediato del código defectuoso, </w:t>
-      </w:r>
-      <w:proofErr w:type="spellStart"/>
-      <w:r>
-        <w:t>rollback</w:t>
-      </w:r>
-      <w:proofErr w:type="spellEnd"/>
-      <w:r>
-        <w:t xml:space="preserve"> al último </w:t>
-      </w:r>
-      <w:proofErr w:type="spellStart"/>
-      <w:r>
-        <w:t>commit</w:t>
-      </w:r>
-      <w:proofErr w:type="spellEnd"/>
-      <w:r>
-        <w:t xml:space="preserve"> funcional y depuración manual por el equipo.</w:t>
-      </w:r>
-    </w:p>
-    <w:p>
-      <w:pPr>
-        <w:spacing w:before="120" w:after="20"/>
-        <w:ind w:left="360"/>
-      </w:pPr>
-      <w:r>
-        <w:rPr>
-          <w:b/>
-          <w:color w:val="E85D04"/>
-          <w:sz w:val="22"/>
-        </w:rPr>
-        <w:t xml:space="preserve">Riesgo 32: No ser capaces de aprovechar el potencial de las tecnologías </w:t>
-      </w:r>
-    </w:p>
-    <w:p>
-      <w:pPr>
-        <w:spacing w:after="20"/>
-        <w:ind w:left="360"/>
-      </w:pPr>
-      <w:r>
-        <w:rPr>
-          <w:b/>
-          <w:color w:val="0F766E"/>
-        </w:rPr>
-        <w:t xml:space="preserve">Reducción: </w:t>
-      </w:r>
-      <w:r>
-        <w:t>Consultar la documentación oficial de Spring Data JPA y JavaScript antes de implementar soluciones caseras complejas.</w:t>
-      </w:r>
-    </w:p>
-    <w:p>
-      <w:pPr>
-        <w:spacing w:after="20"/>
-        <w:ind w:left="360"/>
-      </w:pPr>
-      <w:r>
-        <w:rPr>
-          <w:b/>
-          <w:color w:val="D97706"/>
-        </w:rPr>
-        <w:t xml:space="preserve">Supervisión: </w:t>
-      </w:r>
-      <w:r>
-        <w:t xml:space="preserve">Revisión de código en sprint </w:t>
-      </w:r>
-      <w:proofErr w:type="spellStart"/>
-      <w:r>
-        <w:t>reviews</w:t>
-      </w:r>
-      <w:proofErr w:type="spellEnd"/>
-      <w:r>
-        <w:t xml:space="preserve"> para detectar algoritmos repetitivos que el </w:t>
-      </w:r>
-      <w:proofErr w:type="spellStart"/>
-      <w:r>
-        <w:t>framework</w:t>
-      </w:r>
-      <w:proofErr w:type="spellEnd"/>
-      <w:r>
-        <w:t xml:space="preserve"> resuelva de forma nativa.</w:t>
-      </w:r>
-    </w:p>
-    <w:p>
-      <w:pPr>
-        <w:spacing w:after="40"/>
-        <w:ind w:left="360"/>
-      </w:pPr>
-      <w:r>
-        <w:rPr>
-          <w:b/>
-          <w:color w:val="DC2626"/>
-        </w:rPr>
-        <w:t xml:space="preserve">Gestión: </w:t>
-      </w:r>
-      <w:r>
-        <w:t>Refactorización rápida sustituyendo código redundante por abstracciones estándar de Spring Boot o funciones nativas JS.</w:t>
-      </w:r>
-    </w:p>
-    <w:p>
-      <w:pPr>
-        <w:spacing w:before="120" w:after="20"/>
-        <w:ind w:left="360"/>
-      </w:pPr>
-      <w:r>
-        <w:rPr>
-          <w:b/>
-          <w:color w:val="E85D04"/>
-          <w:sz w:val="22"/>
-        </w:rPr>
-        <w:t xml:space="preserve">Riesgo 31: Deficiencias en rendimiento en tiempo real (lentitud </w:t>
-      </w:r>
-      <w:proofErr w:type="gramStart"/>
-      <w:r>
-        <w:rPr>
-          <w:b/>
-          <w:color w:val="E85D04"/>
-          <w:sz w:val="22"/>
-        </w:rPr>
-        <w:t>app</w:t>
-      </w:r>
-      <w:proofErr w:type="gramEnd"/>
-      <w:r>
-        <w:rPr>
-          <w:b/>
-          <w:color w:val="E85D04"/>
-          <w:sz w:val="22"/>
-        </w:rPr>
-        <w:t xml:space="preserve">) </w:t>
-      </w:r>
-    </w:p>
-    <w:p>
-      <w:pPr>
-        <w:spacing w:after="20"/>
-        <w:ind w:left="360"/>
-      </w:pPr>
-      <w:r>
-        <w:rPr>
-          <w:b/>
-          <w:color w:val="0F766E"/>
-        </w:rPr>
-        <w:t xml:space="preserve">Reducción: </w:t>
-      </w:r>
-      <w:r>
-        <w:t xml:space="preserve">Diseñar consultas JPA directas sin problema N+1, emplear </w:t>
-      </w:r>
-      <w:proofErr w:type="spellStart"/>
-      <w:r>
-        <w:t>DTOs</w:t>
-      </w:r>
-      <w:proofErr w:type="spellEnd"/>
-      <w:r>
-        <w:t xml:space="preserve"> planos y mantener el </w:t>
-      </w:r>
-      <w:proofErr w:type="spellStart"/>
-      <w:r>
-        <w:t>frontend</w:t>
-      </w:r>
-      <w:proofErr w:type="spellEnd"/>
-      <w:r>
-        <w:t xml:space="preserve"> en </w:t>
-      </w:r>
-      <w:proofErr w:type="spellStart"/>
-      <w:r>
-        <w:t>vanilla</w:t>
-      </w:r>
-      <w:proofErr w:type="spellEnd"/>
-      <w:r>
-        <w:t xml:space="preserve"> JS sin dependencias pesadas.</w:t>
-      </w:r>
-    </w:p>
-    <w:p>
-      <w:pPr>
-        <w:spacing w:after="20"/>
-        <w:ind w:left="360"/>
-      </w:pPr>
-      <w:r>
-        <w:rPr>
-          <w:b/>
-          <w:color w:val="D97706"/>
-        </w:rPr>
-        <w:t xml:space="preserve">Supervisión: </w:t>
-      </w:r>
-      <w:r>
-        <w:t>Inspeccionar los tiempos de respuesta en la pestaña Network del navegador comprobando latencias inferiores a 300 ms.</w:t>
-      </w:r>
-    </w:p>
-    <w:p>
-      <w:pPr>
-        <w:spacing w:after="40"/>
-        <w:ind w:left="360"/>
-      </w:pPr>
-      <w:r>
-        <w:rPr>
-          <w:b/>
-          <w:color w:val="DC2626"/>
-        </w:rPr>
-        <w:t xml:space="preserve">Gestión: </w:t>
-      </w:r>
-      <w:r>
-        <w:t>Analizar consultas lentas mediante logs SQL (</w:t>
-      </w:r>
-      <w:proofErr w:type="gramStart"/>
-      <w:r>
-        <w:t>show</w:t>
-      </w:r>
-      <w:proofErr w:type="gramEnd"/>
-      <w:r>
-        <w:t>-</w:t>
-      </w:r>
-      <w:proofErr w:type="spellStart"/>
-      <w:r>
-        <w:t>sql</w:t>
-      </w:r>
-      <w:proofErr w:type="spellEnd"/>
-      <w:r>
-        <w:t>=true), añadir índices a columnas clave o implementar paginación.</w:t>
-      </w:r>
-    </w:p>
-    <w:p>
-      <w:pPr>
-        <w:spacing w:before="120" w:after="20"/>
-        <w:ind w:left="360"/>
-      </w:pPr>
-      <w:r>
-        <w:rPr>
-          <w:b/>
-          <w:color w:val="E85D04"/>
-          <w:sz w:val="22"/>
-        </w:rPr>
-        <w:t xml:space="preserve">Riesgo 33: No llegar a la fecha final </w:t>
-      </w:r>
-    </w:p>
-    <w:p>
-      <w:pPr>
-        <w:spacing w:after="20"/>
-        <w:ind w:left="360"/>
-      </w:pPr>
-      <w:r>
-        <w:rPr>
-          <w:b/>
-          <w:color w:val="0F766E"/>
-        </w:rPr>
-        <w:t xml:space="preserve">Reducción: </w:t>
-      </w:r>
-      <w:proofErr w:type="spellStart"/>
-      <w:r>
-        <w:t>Sprints</w:t>
-      </w:r>
-      <w:proofErr w:type="spellEnd"/>
-      <w:r>
-        <w:t xml:space="preserve"> cortos en Scrum, priorización estricta del MVP y aplicación de fregado de requisitos ante falta de tiempo.</w:t>
-      </w:r>
-    </w:p>
-    <w:p>
-      <w:pPr>
-        <w:spacing w:after="20"/>
-        <w:ind w:left="360"/>
-      </w:pPr>
-      <w:r>
-        <w:rPr>
-          <w:b/>
-          <w:color w:val="D97706"/>
-        </w:rPr>
-        <w:t xml:space="preserve">Supervisión: </w:t>
-      </w:r>
-      <w:r>
-        <w:t xml:space="preserve">Revisión del </w:t>
-      </w:r>
-      <w:proofErr w:type="spellStart"/>
-      <w:r>
-        <w:t>Burndown</w:t>
-      </w:r>
-      <w:proofErr w:type="spellEnd"/>
-      <w:r>
-        <w:t xml:space="preserve"> Chart / tablero de historias de usuario en cada reunión semanal frente al calendario oficial.</w:t>
+        <w:t>Revisión del Burndown Chart / tablero de historias de usuario en cada reunión semanal frente al calendario oficial.</w:t>
       </w:r>
     </w:p>
     <w:p>
@@ -3295,12 +2831,6 @@
         <w:gridCol w:w="1400"/>
       </w:tblGrid>
       <w:tr>
-        <w:tblPrEx>
-          <w:tblCellMar>
-            <w:top w:w="0" w:type="dxa"/>
-            <w:bottom w:w="0" w:type="dxa"/>
-          </w:tblCellMar>
-        </w:tblPrEx>
         <w:trPr>
           <w:tblHeader/>
         </w:trPr>
@@ -3431,12 +2961,6 @@
         </w:tc>
       </w:tr>
       <w:tr>
-        <w:tblPrEx>
-          <w:tblCellMar>
-            <w:top w:w="0" w:type="dxa"/>
-            <w:bottom w:w="0" w:type="dxa"/>
-          </w:tblCellMar>
-        </w:tblPrEx>
         <w:tc>
           <w:tcPr>
             <w:tcW w:w="700" w:type="dxa"/>
@@ -3506,23 +3030,7 @@
                 <w:color w:val="333333"/>
                 <w:sz w:val="17"/>
               </w:rPr>
-              <w:t xml:space="preserve">Code </w:t>
-            </w:r>
-            <w:proofErr w:type="spellStart"/>
-            <w:r>
-              <w:rPr>
-                <w:color w:val="333333"/>
-                <w:sz w:val="17"/>
-              </w:rPr>
-              <w:t>review</w:t>
-            </w:r>
-            <w:proofErr w:type="spellEnd"/>
-            <w:r>
-              <w:rPr>
-                <w:color w:val="333333"/>
-                <w:sz w:val="17"/>
-              </w:rPr>
-              <w:t xml:space="preserve"> obligatoria; prohibido subir sin entender</w:t>
+              <w:t>Code review obligatoria; prohibido subir sin entender</w:t>
             </w:r>
           </w:p>
         </w:tc>
@@ -3546,17 +3054,8 @@
                 <w:color w:val="333333"/>
                 <w:sz w:val="17"/>
               </w:rPr>
-              <w:t xml:space="preserve">Sprint </w:t>
-            </w:r>
-            <w:proofErr w:type="spellStart"/>
-            <w:r>
-              <w:rPr>
-                <w:color w:val="333333"/>
-                <w:sz w:val="17"/>
-              </w:rPr>
-              <w:t>Review</w:t>
-            </w:r>
-            <w:proofErr w:type="spellEnd"/>
+              <w:t>Sprint Review</w:t>
+            </w:r>
           </w:p>
         </w:tc>
         <w:tc>
@@ -3585,12 +3084,6 @@
         </w:tc>
       </w:tr>
       <w:tr>
-        <w:tblPrEx>
-          <w:tblCellMar>
-            <w:top w:w="0" w:type="dxa"/>
-            <w:bottom w:w="0" w:type="dxa"/>
-          </w:tblCellMar>
-        </w:tblPrEx>
         <w:tc>
           <w:tcPr>
             <w:tcW w:w="700" w:type="dxa"/>
@@ -3660,17 +3153,8 @@
                 <w:color w:val="333333"/>
                 <w:sz w:val="17"/>
               </w:rPr>
-              <w:t xml:space="preserve">Canal único y actualización obligatoria de GitHub </w:t>
-            </w:r>
-            <w:proofErr w:type="spellStart"/>
-            <w:r>
-              <w:rPr>
-                <w:color w:val="333333"/>
-                <w:sz w:val="17"/>
-              </w:rPr>
-              <w:t>Projects</w:t>
-            </w:r>
-            <w:proofErr w:type="spellEnd"/>
+              <w:t>Canal único y actualización obligatoria de GitHub Projects</w:t>
+            </w:r>
           </w:p>
         </w:tc>
         <w:tc>
@@ -3717,34 +3201,12 @@
                 <w:color w:val="333333"/>
                 <w:sz w:val="17"/>
               </w:rPr>
-              <w:t xml:space="preserve">Scrum </w:t>
-            </w:r>
-            <w:proofErr w:type="gramStart"/>
-            <w:r>
-              <w:rPr>
-                <w:color w:val="333333"/>
-                <w:sz w:val="17"/>
-              </w:rPr>
-              <w:t>Master</w:t>
-            </w:r>
-            <w:proofErr w:type="gramEnd"/>
-            <w:r>
-              <w:rPr>
-                <w:color w:val="333333"/>
-                <w:sz w:val="17"/>
-              </w:rPr>
-              <w:t xml:space="preserve"> / Equipo</w:t>
+              <w:t>Scrum Master / Equipo</w:t>
             </w:r>
           </w:p>
         </w:tc>
       </w:tr>
       <w:tr>
-        <w:tblPrEx>
-          <w:tblCellMar>
-            <w:top w:w="0" w:type="dxa"/>
-            <w:bottom w:w="0" w:type="dxa"/>
-          </w:tblCellMar>
-        </w:tblPrEx>
         <w:tc>
           <w:tcPr>
             <w:tcW w:w="700" w:type="dxa"/>
@@ -3868,12 +3330,6 @@
         </w:tc>
       </w:tr>
       <w:tr>
-        <w:tblPrEx>
-          <w:tblCellMar>
-            <w:top w:w="0" w:type="dxa"/>
-            <w:bottom w:w="0" w:type="dxa"/>
-          </w:tblCellMar>
-        </w:tblPrEx>
         <w:tc>
           <w:tcPr>
             <w:tcW w:w="700" w:type="dxa"/>
@@ -3943,23 +3399,7 @@
                 <w:color w:val="333333"/>
                 <w:sz w:val="17"/>
               </w:rPr>
-              <w:t xml:space="preserve">Pair </w:t>
-            </w:r>
-            <w:proofErr w:type="spellStart"/>
-            <w:r>
-              <w:rPr>
-                <w:color w:val="333333"/>
-                <w:sz w:val="17"/>
-              </w:rPr>
-              <w:t>programming</w:t>
-            </w:r>
-            <w:proofErr w:type="spellEnd"/>
-            <w:r>
-              <w:rPr>
-                <w:color w:val="333333"/>
-                <w:sz w:val="17"/>
-              </w:rPr>
-              <w:t xml:space="preserve"> inmediato con un compañero en clase</w:t>
+              <w:t>Pair programming inmediato con un compañero en clase</w:t>
             </w:r>
           </w:p>
         </w:tc>
@@ -4013,12 +3453,6 @@
         </w:tc>
       </w:tr>
       <w:tr>
-        <w:tblPrEx>
-          <w:tblCellMar>
-            <w:top w:w="0" w:type="dxa"/>
-            <w:bottom w:w="0" w:type="dxa"/>
-          </w:tblCellMar>
-        </w:tblPrEx>
         <w:tc>
           <w:tcPr>
             <w:tcW w:w="700" w:type="dxa"/>
@@ -4112,17 +3546,8 @@
                 <w:color w:val="333333"/>
                 <w:sz w:val="17"/>
               </w:rPr>
-              <w:t xml:space="preserve">Sprint </w:t>
-            </w:r>
-            <w:proofErr w:type="spellStart"/>
-            <w:r>
-              <w:rPr>
-                <w:color w:val="333333"/>
-                <w:sz w:val="17"/>
-              </w:rPr>
-              <w:t>Planning</w:t>
-            </w:r>
-            <w:proofErr w:type="spellEnd"/>
+              <w:t>Sprint Planning</w:t>
+            </w:r>
           </w:p>
         </w:tc>
         <w:tc>
@@ -4151,12 +3576,6 @@
         </w:tc>
       </w:tr>
       <w:tr>
-        <w:tblPrEx>
-          <w:tblCellMar>
-            <w:top w:w="0" w:type="dxa"/>
-            <w:bottom w:w="0" w:type="dxa"/>
-          </w:tblCellMar>
-        </w:tblPrEx>
         <w:tc>
           <w:tcPr>
             <w:tcW w:w="700" w:type="dxa"/>
@@ -4226,23 +3645,7 @@
                 <w:color w:val="333333"/>
                 <w:sz w:val="17"/>
               </w:rPr>
-              <w:t xml:space="preserve">Limitar </w:t>
-            </w:r>
-            <w:proofErr w:type="spellStart"/>
-            <w:r>
-              <w:rPr>
-                <w:color w:val="333333"/>
-                <w:sz w:val="17"/>
-              </w:rPr>
-              <w:t>dataset</w:t>
-            </w:r>
-            <w:proofErr w:type="spellEnd"/>
-            <w:r>
-              <w:rPr>
-                <w:color w:val="333333"/>
-                <w:sz w:val="17"/>
-              </w:rPr>
-              <w:t xml:space="preserve"> de prueba a valores mínimos</w:t>
+              <w:t>Limitar dataset de prueba a valores mínimos</w:t>
             </w:r>
           </w:p>
         </w:tc>
@@ -4290,27 +3693,12 @@
                 <w:color w:val="333333"/>
                 <w:sz w:val="17"/>
               </w:rPr>
-              <w:t xml:space="preserve">Equipo </w:t>
-            </w:r>
-            <w:proofErr w:type="spellStart"/>
-            <w:r>
-              <w:rPr>
-                <w:color w:val="333333"/>
-                <w:sz w:val="17"/>
-              </w:rPr>
-              <w:t>Backend</w:t>
-            </w:r>
-            <w:proofErr w:type="spellEnd"/>
+              <w:t>Equipo Backend</w:t>
+            </w:r>
           </w:p>
         </w:tc>
       </w:tr>
       <w:tr>
-        <w:tblPrEx>
-          <w:tblCellMar>
-            <w:top w:w="0" w:type="dxa"/>
-            <w:bottom w:w="0" w:type="dxa"/>
-          </w:tblCellMar>
-        </w:tblPrEx>
         <w:tc>
           <w:tcPr>
             <w:tcW w:w="700" w:type="dxa"/>
@@ -4428,27 +3816,12 @@
                 <w:color w:val="333333"/>
                 <w:sz w:val="17"/>
               </w:rPr>
-              <w:t xml:space="preserve">Equipo </w:t>
-            </w:r>
-            <w:proofErr w:type="spellStart"/>
-            <w:r>
-              <w:rPr>
-                <w:color w:val="333333"/>
-                <w:sz w:val="17"/>
-              </w:rPr>
-              <w:t>Backend</w:t>
-            </w:r>
-            <w:proofErr w:type="spellEnd"/>
+              <w:t>Equipo Backend</w:t>
+            </w:r>
           </w:p>
         </w:tc>
       </w:tr>
       <w:tr>
-        <w:tblPrEx>
-          <w:tblCellMar>
-            <w:top w:w="0" w:type="dxa"/>
-            <w:bottom w:w="0" w:type="dxa"/>
-          </w:tblCellMar>
-        </w:tblPrEx>
         <w:tc>
           <w:tcPr>
             <w:tcW w:w="700" w:type="dxa"/>
@@ -4572,12 +3945,6 @@
         </w:tc>
       </w:tr>
       <w:tr>
-        <w:tblPrEx>
-          <w:tblCellMar>
-            <w:top w:w="0" w:type="dxa"/>
-            <w:bottom w:w="0" w:type="dxa"/>
-          </w:tblCellMar>
-        </w:tblPrEx>
         <w:tc>
           <w:tcPr>
             <w:tcW w:w="700" w:type="dxa"/>
@@ -4647,49 +4014,8 @@
                 <w:color w:val="333333"/>
                 <w:sz w:val="17"/>
               </w:rPr>
-              <w:t xml:space="preserve">Ramas </w:t>
-            </w:r>
-            <w:proofErr w:type="spellStart"/>
-            <w:r>
-              <w:rPr>
-                <w:color w:val="333333"/>
-                <w:sz w:val="17"/>
-              </w:rPr>
-              <w:t>feature</w:t>
-            </w:r>
-            <w:proofErr w:type="spellEnd"/>
-            <w:r>
-              <w:rPr>
-                <w:color w:val="333333"/>
-                <w:sz w:val="17"/>
-              </w:rPr>
-              <w:t xml:space="preserve"> obligatorias y no </w:t>
-            </w:r>
-            <w:proofErr w:type="spellStart"/>
-            <w:r>
-              <w:rPr>
-                <w:color w:val="333333"/>
-                <w:sz w:val="17"/>
-              </w:rPr>
-              <w:t>commitear</w:t>
-            </w:r>
-            <w:proofErr w:type="spellEnd"/>
-            <w:r>
-              <w:rPr>
-                <w:color w:val="333333"/>
-                <w:sz w:val="17"/>
-              </w:rPr>
-              <w:t xml:space="preserve"> a </w:t>
-            </w:r>
-            <w:proofErr w:type="spellStart"/>
-            <w:r>
-              <w:rPr>
-                <w:color w:val="333333"/>
-                <w:sz w:val="17"/>
-              </w:rPr>
-              <w:t>main</w:t>
-            </w:r>
-            <w:proofErr w:type="spellEnd"/>
+              <w:t>Ramas feature obligatorias y no commitear a main</w:t>
+            </w:r>
           </w:p>
         </w:tc>
         <w:tc>
@@ -4742,12 +4068,6 @@
         </w:tc>
       </w:tr>
       <w:tr>
-        <w:tblPrEx>
-          <w:tblCellMar>
-            <w:top w:w="0" w:type="dxa"/>
-            <w:bottom w:w="0" w:type="dxa"/>
-          </w:tblCellMar>
-        </w:tblPrEx>
         <w:tc>
           <w:tcPr>
             <w:tcW w:w="700" w:type="dxa"/>
@@ -4841,17 +4161,8 @@
                 <w:color w:val="333333"/>
                 <w:sz w:val="17"/>
               </w:rPr>
-              <w:t xml:space="preserve">Pull </w:t>
-            </w:r>
-            <w:proofErr w:type="spellStart"/>
-            <w:r>
-              <w:rPr>
-                <w:color w:val="333333"/>
-                <w:sz w:val="17"/>
-              </w:rPr>
-              <w:t>Request</w:t>
-            </w:r>
-            <w:proofErr w:type="spellEnd"/>
+              <w:t>Pull Request</w:t>
+            </w:r>
           </w:p>
         </w:tc>
         <w:tc>
@@ -4880,12 +4191,6 @@
         </w:tc>
       </w:tr>
       <w:tr>
-        <w:tblPrEx>
-          <w:tblCellMar>
-            <w:top w:w="0" w:type="dxa"/>
-            <w:bottom w:w="0" w:type="dxa"/>
-          </w:tblCellMar>
-        </w:tblPrEx>
         <w:tc>
           <w:tcPr>
             <w:tcW w:w="700" w:type="dxa"/>
@@ -4979,17 +4284,8 @@
                 <w:color w:val="333333"/>
                 <w:sz w:val="17"/>
               </w:rPr>
-              <w:t xml:space="preserve">Sprint </w:t>
-            </w:r>
-            <w:proofErr w:type="spellStart"/>
-            <w:r>
-              <w:rPr>
-                <w:color w:val="333333"/>
-                <w:sz w:val="17"/>
-              </w:rPr>
-              <w:t>Review</w:t>
-            </w:r>
-            <w:proofErr w:type="spellEnd"/>
+              <w:t>Sprint Review</w:t>
+            </w:r>
           </w:p>
         </w:tc>
         <w:tc>
@@ -5012,34 +4308,12 @@
                 <w:color w:val="333333"/>
                 <w:sz w:val="17"/>
               </w:rPr>
-              <w:t xml:space="preserve">Equipo </w:t>
-            </w:r>
-            <w:proofErr w:type="spellStart"/>
-            <w:r>
-              <w:rPr>
-                <w:color w:val="333333"/>
-                <w:sz w:val="17"/>
-              </w:rPr>
-              <w:t>Backend</w:t>
-            </w:r>
-            <w:proofErr w:type="spellEnd"/>
-            <w:r>
-              <w:rPr>
-                <w:color w:val="333333"/>
-                <w:sz w:val="17"/>
-              </w:rPr>
-              <w:t xml:space="preserve"> / Front</w:t>
+              <w:t>Equipo Backend / Front</w:t>
             </w:r>
           </w:p>
         </w:tc>
       </w:tr>
       <w:tr>
-        <w:tblPrEx>
-          <w:tblCellMar>
-            <w:top w:w="0" w:type="dxa"/>
-            <w:bottom w:w="0" w:type="dxa"/>
-          </w:tblCellMar>
-        </w:tblPrEx>
         <w:tc>
           <w:tcPr>
             <w:tcW w:w="700" w:type="dxa"/>
@@ -5085,17 +4359,8 @@
                 <w:color w:val="000000"/>
                 <w:sz w:val="17"/>
               </w:rPr>
-              <w:t xml:space="preserve">Lentitud de la </w:t>
-            </w:r>
-            <w:proofErr w:type="gramStart"/>
-            <w:r>
-              <w:rPr>
-                <w:color w:val="000000"/>
-                <w:sz w:val="17"/>
-              </w:rPr>
-              <w:t>app</w:t>
-            </w:r>
-            <w:proofErr w:type="gramEnd"/>
+              <w:t>Lentitud de la app</w:t>
+            </w:r>
           </w:p>
         </w:tc>
         <w:tc>
@@ -5113,21 +4378,12 @@
             <w:pPr>
               <w:spacing w:after="0"/>
             </w:pPr>
-            <w:proofErr w:type="spellStart"/>
-            <w:r>
-              <w:rPr>
-                <w:color w:val="333333"/>
-                <w:sz w:val="17"/>
-              </w:rPr>
-              <w:t>DTOs</w:t>
-            </w:r>
-            <w:proofErr w:type="spellEnd"/>
-            <w:r>
-              <w:rPr>
-                <w:color w:val="333333"/>
-                <w:sz w:val="17"/>
-              </w:rPr>
-              <w:t xml:space="preserve"> ligeros, evitar N+1 y añadir índices</w:t>
+            <w:r>
+              <w:rPr>
+                <w:color w:val="333333"/>
+                <w:sz w:val="17"/>
+              </w:rPr>
+              <w:t>DTOs ligeros, evitar N+1 y añadir índices</w:t>
             </w:r>
           </w:p>
         </w:tc>
@@ -5175,27 +4431,12 @@
                 <w:color w:val="333333"/>
                 <w:sz w:val="17"/>
               </w:rPr>
-              <w:t xml:space="preserve">Equipo </w:t>
-            </w:r>
-            <w:proofErr w:type="spellStart"/>
-            <w:r>
-              <w:rPr>
-                <w:color w:val="333333"/>
-                <w:sz w:val="17"/>
-              </w:rPr>
-              <w:t>Backend</w:t>
-            </w:r>
-            <w:proofErr w:type="spellEnd"/>
+              <w:t>Equipo Backend</w:t>
+            </w:r>
           </w:p>
         </w:tc>
       </w:tr>
       <w:tr>
-        <w:tblPrEx>
-          <w:tblCellMar>
-            <w:top w:w="0" w:type="dxa"/>
-            <w:bottom w:w="0" w:type="dxa"/>
-          </w:tblCellMar>
-        </w:tblPrEx>
         <w:tc>
           <w:tcPr>
             <w:tcW w:w="700" w:type="dxa"/>
@@ -5289,17 +4530,8 @@
                 <w:color w:val="333333"/>
                 <w:sz w:val="17"/>
               </w:rPr>
-              <w:t xml:space="preserve">Sprint </w:t>
-            </w:r>
-            <w:proofErr w:type="spellStart"/>
-            <w:r>
-              <w:rPr>
-                <w:color w:val="333333"/>
-                <w:sz w:val="17"/>
-              </w:rPr>
-              <w:t>Planning</w:t>
-            </w:r>
-            <w:proofErr w:type="spellEnd"/>
+              <w:t>Sprint Planning</w:t>
+            </w:r>
           </w:p>
         </w:tc>
         <w:tc>
@@ -5322,23 +4554,7 @@
                 <w:color w:val="333333"/>
                 <w:sz w:val="17"/>
               </w:rPr>
-              <w:t xml:space="preserve">Scrum </w:t>
-            </w:r>
-            <w:proofErr w:type="gramStart"/>
-            <w:r>
-              <w:rPr>
-                <w:color w:val="333333"/>
-                <w:sz w:val="17"/>
-              </w:rPr>
-              <w:t>Master</w:t>
-            </w:r>
-            <w:proofErr w:type="gramEnd"/>
-            <w:r>
-              <w:rPr>
-                <w:color w:val="333333"/>
-                <w:sz w:val="17"/>
-              </w:rPr>
-              <w:t xml:space="preserve"> / Equipo</w:t>
+              <w:t>Scrum Master / Equipo</w:t>
             </w:r>
           </w:p>
         </w:tc>
